--- a/WE-Meet_프로젝트계획서(수정).docx
+++ b/WE-Meet_프로젝트계획서(수정).docx
@@ -5991,7 +5991,7 @@
                 <w:sz w:val="18"/>
                 <w:szCs w:val="18"/>
               </w:rPr>
-              <w:t>마감일 + 성적 반영 비중 + 예상 소요시간을 종합해 과제 우선순위를 매기고 브리핑에 반영한다.</w:t>
+              <w:t>마감일과 예상 소요시간을 종합해 과제 우선순위를 매기고 브리핑에 반영한다. 마감까지 남은 시간에서 예상 소요시간을 뺀 여유를 기준으로 '지금 해야 함·이번 주·나중에' 세 단계로 분류하며, 판단 근거를 항목마다 함께 제시한다. 성적 반영 비중은 강의계획서를 활용하지 않기로 함에 따라 판단 요소에서 제외한다.</w:t>
             </w:r>
           </w:p>
         </w:tc>
@@ -7338,7 +7338,7 @@
         <w:jc w:val="both"/>
       </w:pPr>
       <w:r>
-        <w:t>15개 기능 전체가 최종 산출물의 핵심 범위이나, 5개월의 개발 기간을 고려해 기능 간 의존성과 데모 가치에 따라 구현 순서를 단계화한다. 파이프라인의 뼈대가 되는 기능(F1·F6·F9·F10)을 1단계로 완성해 이후 기능들이 공유하는 기반(문서 추출, 캘린더 연동, 대화 인터페이스, 스케줄러)을 확보하고, 판단·추천 기능(F2·F3·F5·F7·F8)과 수집·매칭 기능(F11~F13), RAG(F4)를 2단계, 조합·플랫폼 성격의 기능(F16·F17)을 3단계로 구현한다. 세부 일정은 5장에 기술한다.</w:t>
+        <w:t>15개 기능 전체가 최종 산출물의 핵심 범위이나, 5개월의 개발 기간을 고려해 기능 간 의존성과 데모 가치에 따라 구현 순서를 단계화한다. 파이프라인의 뼈대가 되는 기능(F1·F6·F9·F10)을 1단계로 완성해 이후 기능들이 공유하는 기반(문서 추출, 캘린더 등록, 대화 인터페이스, 스케줄러)을 확보하고, 판단·추천 기능(F2·F3·F5·F7·F8)과 수집·매칭 기능(F11~F13), RAG(F4)를 2단계, 조합·플랫폼 성격의 기능(F16·F17)을 3단계로 구현한다. 세부 일정은 5장에 기술한다.</w:t>
       </w:r>
       <w:proofErr w:type="spellStart"/>
       <w:proofErr w:type="spellEnd"/>
@@ -10183,7 +10183,7 @@
                 <w:sz w:val="18"/>
                 <w:szCs w:val="18"/>
               </w:rPr>
-              <w:t>e-Class 크롤링으로 수집한 과제·마감 정보와 학사 공지 텍스트(이미지·PDF는 Document Parse로 텍스트화) → Solar Pro 3에 일정 추출 프롬프트 + JSON 스키마 지정 → {과목, 유형(과제/시험/학사), 제목, 마감일시, 출처} 형태로 구조화 추출 → 검증 규칙(날짜 유효성, 중복 검사) 통과 후 사용자 확인 → Google Calendar 등록 및 알림 설정</w:t>
+              <w:t>e-Class 크롤링으로 수집한 과제·마감 정보와 학사 공지 텍스트(이미지·PDF는 Document Parse로 텍스트화) → Solar Pro 3에 일정 추출 프롬프트 + JSON 스키마 지정 → {과목, 유형(과제/시험/학사), 제목, 마감일시, 출처} 형태로 구조화 추출 → 검증 규칙(날짜 유효성, 중복 검사) 통과 후 사용자 확인 → 서비스 캘린더 등록 및 알림 설정</w:t>
             </w:r>
           </w:p>
         </w:tc>
@@ -10637,7 +10637,7 @@
         <w:jc w:val="both"/>
       </w:pPr>
       <w:r>
-        <w:t>시스템은 4개 계층으로 구성된다. ① 프레젠테이션 계층(Next.js 웹)은 대시보드·브리핑·대화 UI와 문서 업로드를 담당하고, ② 애플리케이션 계층(FastAPI)은 REST API와 에이전트 오케스트레이션(도구 호출 라우팅)을 수행하며, ③ AI 계층은 Solar Pro 3·Document Parse·Solar Embedding 호출과 RAG 검색을 담당하고, ④ 데이터 계층(PostgreSQL + pgvector)은 사용자·일정·문서·벡터 데이터를 저장한다. 스케줄러(APScheduler)는 애플리케이션 계층에서 아침 브리핑(F10)·공지 수집(F11~F13) 등 정기 작업을 실행하며, 외부 연동(Google Calendar·Gmail)은 OAuth 2.0 기반으로, e-Class 자동 수집은 별도 크롤링 모듈로 애플리케이션 계층에서 관리한다.</w:t>
+        <w:t>시스템은 4개 계층으로 구성된다. ① 프레젠테이션 계층(Next.js 웹)은 대시보드·브리핑·대화 UI와 문서 업로드를 담당하고, ② 애플리케이션 계층(FastAPI)은 REST API와 에이전트 오케스트레이션(도구 호출 라우팅)을 수행하며, ③ AI 계층은 Solar Pro 3·Document Parse·Solar Embedding 호출과 RAG 검색을 담당하고, ④ 데이터 계층(PostgreSQL + pgvector)은 사용자·일정·문서·벡터 데이터를 저장한다. 스케줄러(APScheduler)는 애플리케이션 계층에서 아침 브리핑(F10)·공지 수집(F11~F13) 등 정기 작업을 실행하며, 일정은 서비스 자체 캘린더에서 관리하고(외부 캘린더 미연동), 메일 연동(Gmail)은 OAuth 2.0 기반으로, e-Class 자동 수집은 별도 크롤링 모듈로 애플리케이션 계층에서 관리한다.</w:t>
       </w:r>
       <w:proofErr w:type="spellStart"/>
       <w:proofErr w:type="spellEnd"/>
@@ -11503,7 +11503,7 @@
         <w:spacing w:after="80" w:line="300" w:lineRule="auto"/>
       </w:pPr>
       <w:r>
-        <w:t>Google Calendar API(OAuth 2.0): 일정 등록·수정·알림 설정. 최소 권한 범위(scope)만 요청한다.</w:t>
+        <w:t>서비스 자체 캘린더: 일정 등록·수정·알림을 서비스 내부에서 처리한다. 외부 캘린더(Google Calendar 등)와 연동하지 않으므로 사용자의 외부 계정 권한을 요구하지 않으며, 일정 데이터는 서비스 밖으로 나가지 않는다.</w:t>
       </w:r>
     </w:p>
     <w:p>
@@ -11529,7 +11529,7 @@
         <w:spacing w:after="80" w:line="300" w:lineRule="auto"/>
       </w:pPr>
       <w:r>
-        <w:t>알림 채널: 1차는 웹 푸시·이메일로 구현하고, 카카오톡 알림 연동은 고도화 단계에서 검토한다.</w:t>
+        <w:t>알림 채널: 1차는 서비스 내 알림(웹 화면의 알림 센터)으로 구현한다. 학생이 과제·학사 일정을 확인하고 정리하는 시점이 주로 PC 앞인 점을 고려한 선택이며, PC를 켜지 않은 동안 발생한 알림은 다음 접속 시 모아서 제시한다. 모바일 알림(웹 푸시)·메신저·이메일 연동은 시범 사용자 확대 단계에서 추후 검토한다.</w:t>
       </w:r>
     </w:p>
     <w:p>
@@ -17473,60 +17473,6 @@
                 <w:szCs w:val="18"/>
               </w:rPr>
               <w:t>https://www.postgresql.org/docs, https://github.com/pgvector/pgvector</w:t>
-            </w:r>
-          </w:p>
-        </w:tc>
-      </w:tr>
-      <w:tr>
-        <w:tc>
-          <w:tcPr>
-            <w:tcW w:w="2600" w:type="dxa"/>
-            <w:tcMar>
-              <w:top w:w="60" w:type="dxa"/>
-              <w:left w:w="100" w:type="dxa"/>
-              <w:bottom w:w="60" w:type="dxa"/>
-              <w:right w:w="100" w:type="dxa"/>
-            </w:tcMar>
-            <w:vAlign w:val="center"/>
-          </w:tcPr>
-          <w:p>
-            <w:pPr>
-              <w:spacing w:after="40" w:line="260" w:lineRule="auto"/>
-            </w:pPr>
-            <w:r>
-              <w:rPr>
-                <w:b/>
-                <w:bCs/>
-                <w:sz w:val="18"/>
-                <w:szCs w:val="18"/>
-              </w:rPr>
-              <w:t>Google Calendar API</w:t>
-            </w:r>
-          </w:p>
-        </w:tc>
-        <w:tc>
-          <w:tcPr>
-            <w:tcW w:w="6700" w:type="dxa"/>
-            <w:tcMar>
-              <w:top w:w="60" w:type="dxa"/>
-              <w:left w:w="100" w:type="dxa"/>
-              <w:bottom w:w="60" w:type="dxa"/>
-              <w:right w:w="100" w:type="dxa"/>
-            </w:tcMar>
-            <w:vAlign w:val="center"/>
-          </w:tcPr>
-          <w:p>
-            <w:pPr>
-              <w:spacing w:after="40" w:line="260" w:lineRule="auto"/>
-            </w:pPr>
-            <w:r>
-              <w:rPr>
-                <w:b/>
-                <w:bCs/>
-                <w:sz w:val="18"/>
-                <w:szCs w:val="18"/>
-              </w:rPr>
-              <w:t>https://developers.google.com/calendar</w:t>
             </w:r>
           </w:p>
         </w:tc>
